--- a/documentation/rq & spec/5. System Requirements.docx
+++ b/documentation/rq & spec/5. System Requirements.docx
@@ -1,6 +1,6 @@
 
 <file path=word/document.xml><?xml version="1.0" encoding="utf-8"?>
-<w:document xmlns:wpc="http://schemas.microsoft.com/office/word/2010/wordprocessingCanvas" xmlns:cx="http://schemas.microsoft.com/office/drawing/2014/chartex" xmlns:cx1="http://schemas.microsoft.com/office/drawing/2015/9/8/chartex" xmlns:cx2="http://schemas.microsoft.com/office/drawing/2015/10/21/chartex" xmlns:cx3="http://schemas.microsoft.com/office/drawing/2016/5/9/chartex" xmlns:cx4="http://schemas.microsoft.com/office/drawing/2016/5/10/chartex" xmlns:cx5="http://schemas.microsoft.com/office/drawing/2016/5/11/chartex" xmlns:cx6="http://schemas.microsoft.com/office/drawing/2016/5/12/chartex" xmlns:cx7="http://schemas.microsoft.com/office/drawing/2016/5/13/chartex" xmlns:cx8="http://schemas.microsoft.com/office/drawing/2016/5/14/chartex" xmlns:mc="http://schemas.openxmlformats.org/markup-compatibility/2006" xmlns:aink="http://schemas.microsoft.com/office/drawing/2016/ink" xmlns:am3d="http://schemas.microsoft.com/office/drawing/2017/model3d" xmlns:o="urn:schemas-microsoft-com:office:office" xmlns:oel="http://schemas.microsoft.com/office/2019/extlst" xmlns:r="http://schemas.openxmlformats.org/officeDocument/2006/relationships" xmlns:m="http://schemas.openxmlformats.org/officeDocument/2006/math" xmlns:v="urn:schemas-microsoft-com:vml" xmlns:wp14="http://schemas.microsoft.com/office/word/2010/wordprocessingDrawing" xmlns:wp="http://schemas.openxmlformats.org/drawingml/2006/wordprocessingDrawing" xmlns:w10="urn:schemas-microsoft-com:office:word" xmlns:w="http://schemas.openxmlformats.org/wordprocessingml/2006/main" xmlns:w14="http://schemas.microsoft.com/office/word/2010/wordml" xmlns:w15="http://schemas.microsoft.com/office/word/2012/wordml" xmlns:w16cex="http://schemas.microsoft.com/office/word/2018/wordml/cex" xmlns:w16cid="http://schemas.microsoft.com/office/word/2016/wordml/cid" xmlns:w16="http://schemas.microsoft.com/office/word/2018/wordml" xmlns:w16sdtdh="http://schemas.microsoft.com/office/word/2020/wordml/sdtdatahash" xmlns:w16se="http://schemas.microsoft.com/office/word/2015/wordml/symex" xmlns:wpg="http://schemas.microsoft.com/office/word/2010/wordprocessingGroup" xmlns:wpi="http://schemas.microsoft.com/office/word/2010/wordprocessingInk" xmlns:wne="http://schemas.microsoft.com/office/word/2006/wordml" xmlns:wps="http://schemas.microsoft.com/office/word/2010/wordprocessingShape" mc:Ignorable="w14 w15 w16se w16cid w16 w16cex w16sdtdh wp14">
+<w:document xmlns:wpc="http://schemas.microsoft.com/office/word/2010/wordprocessingCanvas" xmlns:cx="http://schemas.microsoft.com/office/drawing/2014/chartex" xmlns:cx1="http://schemas.microsoft.com/office/drawing/2015/9/8/chartex" xmlns:cx2="http://schemas.microsoft.com/office/drawing/2015/10/21/chartex" xmlns:cx3="http://schemas.microsoft.com/office/drawing/2016/5/9/chartex" xmlns:cx4="http://schemas.microsoft.com/office/drawing/2016/5/10/chartex" xmlns:cx5="http://schemas.microsoft.com/office/drawing/2016/5/11/chartex" xmlns:cx6="http://schemas.microsoft.com/office/drawing/2016/5/12/chartex" xmlns:cx7="http://schemas.microsoft.com/office/drawing/2016/5/13/chartex" xmlns:cx8="http://schemas.microsoft.com/office/drawing/2016/5/14/chartex" xmlns:mc="http://schemas.openxmlformats.org/markup-compatibility/2006" xmlns:aink="http://schemas.microsoft.com/office/drawing/2016/ink" xmlns:am3d="http://schemas.microsoft.com/office/drawing/2017/model3d" xmlns:o="urn:schemas-microsoft-com:office:office" xmlns:oel="http://schemas.microsoft.com/office/2019/extlst" xmlns:r="http://schemas.openxmlformats.org/officeDocument/2006/relationships" xmlns:m="http://schemas.openxmlformats.org/officeDocument/2006/math" xmlns:v="urn:schemas-microsoft-com:vml" xmlns:wp14="http://schemas.microsoft.com/office/word/2010/wordprocessingDrawing" xmlns:wp="http://schemas.openxmlformats.org/drawingml/2006/wordprocessingDrawing" xmlns:w10="urn:schemas-microsoft-com:office:word" xmlns:w="http://schemas.openxmlformats.org/wordprocessingml/2006/main" xmlns:w14="http://schemas.microsoft.com/office/word/2010/wordml" xmlns:w15="http://schemas.microsoft.com/office/word/2012/wordml" xmlns:w16cex="http://schemas.microsoft.com/office/word/2018/wordml/cex" xmlns:w16cid="http://schemas.microsoft.com/office/word/2016/wordml/cid" xmlns:w16="http://schemas.microsoft.com/office/word/2018/wordml" xmlns:w16du="http://schemas.microsoft.com/office/word/2023/wordml/word16du" xmlns:w16sdtdh="http://schemas.microsoft.com/office/word/2020/wordml/sdtdatahash" xmlns:w16sdtfl="http://schemas.microsoft.com/office/word/2024/wordml/sdtformatlock" xmlns:w16se="http://schemas.microsoft.com/office/word/2015/wordml/symex" xmlns:wpg="http://schemas.microsoft.com/office/word/2010/wordprocessingGroup" xmlns:wpi="http://schemas.microsoft.com/office/word/2010/wordprocessingInk" xmlns:wne="http://schemas.microsoft.com/office/word/2006/wordml" xmlns:wps="http://schemas.microsoft.com/office/word/2010/wordprocessingShape" mc:Ignorable="w14 w15 w16se w16cid w16 w16cex w16sdtdh w16sdtfl w16du wp14">
   <w:body>
     <w:p>
       <w:pPr>
@@ -7014,27 +7014,7 @@
                 <w:lang w:eastAsia="en-US"/>
                 <w14:ligatures w14:val="standardContextual"/>
               </w:rPr>
-              <w:t>The merchant account status is set to “Normal</w:t>
-            </w:r>
-            <w:proofErr w:type="gramStart"/>
-            <w:r>
-              <w:rPr>
-                <w:rFonts w:ascii="Times-Roman" w:eastAsiaTheme="minorHAnsi" w:hAnsi="Times-Roman" w:cs="Times-Roman"/>
-                <w:color w:val="000000"/>
-                <w:lang w:eastAsia="en-US"/>
-                <w14:ligatures w14:val="standardContextual"/>
-              </w:rPr>
-              <w:t>”</w:t>
-            </w:r>
-            <w:proofErr w:type="gramEnd"/>
-            <w:r>
-              <w:rPr>
-                <w:rFonts w:ascii="Times-Roman" w:eastAsiaTheme="minorHAnsi" w:hAnsi="Times-Roman" w:cs="Times-Roman"/>
-                <w:color w:val="000000"/>
-                <w:lang w:eastAsia="en-US"/>
-                <w14:ligatures w14:val="standardContextual"/>
-              </w:rPr>
-              <w:t xml:space="preserve"> and ordering is enabled.</w:t>
+              <w:t>The merchant account status is set to “Normal” and ordering is enabled.</w:t>
             </w:r>
           </w:p>
         </w:tc>
@@ -20634,7 +20614,6 @@
                 <w:lang w:eastAsia="en-US"/>
                 <w14:ligatures w14:val="standardContextual"/>
               </w:rPr>
-              <w:lastRenderedPageBreak/>
               <w:t>UC-SA-ACC-01c</w:t>
             </w:r>
           </w:p>
@@ -20804,6 +20783,7 @@
                 <w:lang w:eastAsia="en-US"/>
                 <w14:ligatures w14:val="standardContextual"/>
               </w:rPr>
+              <w:lastRenderedPageBreak/>
               <w:t>UC-SA-ACC-03</w:t>
             </w:r>
           </w:p>
@@ -21346,7 +21326,6 @@
           <w:lang w:eastAsia="en-US"/>
           <w14:ligatures w14:val="standardContextual"/>
         </w:rPr>
-        <w:lastRenderedPageBreak/>
         <w:t>CAT — Catalogue Management</w:t>
       </w:r>
     </w:p>
@@ -21674,6 +21653,7 @@
                 <w:lang w:eastAsia="en-US"/>
                 <w14:ligatures w14:val="standardContextual"/>
               </w:rPr>
+              <w:lastRenderedPageBreak/>
               <w:t>UC-SA-CAT-04</w:t>
             </w:r>
           </w:p>
@@ -22111,7 +22091,6 @@
                 <w:lang w:eastAsia="en-US"/>
                 <w14:ligatures w14:val="standardContextual"/>
               </w:rPr>
-              <w:lastRenderedPageBreak/>
               <w:t>UC-SA-ORD-03</w:t>
             </w:r>
           </w:p>
@@ -22760,7 +22739,17 @@
                 <w:lang w:eastAsia="en-US"/>
                 <w14:ligatures w14:val="standardContextual"/>
               </w:rPr>
-              <w:t>Provides the base “Generate Report” function used by the specialised report use cases. It supports management reporting but is not required to place orders or generate invoices.</w:t>
+              <w:t>Provides the base “Generate Report” function used by the specialised report use cases. It supports man</w:t>
+            </w:r>
+            <w:r>
+              <w:rPr>
+                <w:rFonts w:ascii="Times-Roman" w:eastAsiaTheme="minorHAnsi" w:hAnsi="Times-Roman" w:cs="Times-Roman"/>
+                <w:color w:val="000000"/>
+                <w:lang w:eastAsia="en-US"/>
+                <w14:ligatures w14:val="standardContextual"/>
+              </w:rPr>
+              <w:lastRenderedPageBreak/>
+              <w:t>agement reporting but is not required to place orders or generate invoices.</w:t>
             </w:r>
           </w:p>
         </w:tc>
@@ -22781,6 +22770,7 @@
                 <w:lang w:eastAsia="en-US"/>
                 <w14:ligatures w14:val="standardContextual"/>
               </w:rPr>
+              <w:lastRenderedPageBreak/>
               <w:t>UC-SA-RPT-01</w:t>
             </w:r>
           </w:p>
@@ -22865,7 +22855,6 @@
                 <w:lang w:eastAsia="en-US"/>
                 <w14:ligatures w14:val="standardContextual"/>
               </w:rPr>
-              <w:lastRenderedPageBreak/>
               <w:t>UC-SA-RPT-02</w:t>
             </w:r>
           </w:p>
@@ -23294,7 +23283,7 @@
 </file>
 
 <file path=word/numbering.xml><?xml version="1.0" encoding="utf-8"?>
-<w:numbering xmlns:wpc="http://schemas.microsoft.com/office/word/2010/wordprocessingCanvas" xmlns:cx="http://schemas.microsoft.com/office/drawing/2014/chartex" xmlns:cx1="http://schemas.microsoft.com/office/drawing/2015/9/8/chartex" xmlns:cx2="http://schemas.microsoft.com/office/drawing/2015/10/21/chartex" xmlns:cx3="http://schemas.microsoft.com/office/drawing/2016/5/9/chartex" xmlns:cx4="http://schemas.microsoft.com/office/drawing/2016/5/10/chartex" xmlns:cx5="http://schemas.microsoft.com/office/drawing/2016/5/11/chartex" xmlns:cx6="http://schemas.microsoft.com/office/drawing/2016/5/12/chartex" xmlns:cx7="http://schemas.microsoft.com/office/drawing/2016/5/13/chartex" xmlns:cx8="http://schemas.microsoft.com/office/drawing/2016/5/14/chartex" xmlns:mc="http://schemas.openxmlformats.org/markup-compatibility/2006" xmlns:aink="http://schemas.microsoft.com/office/drawing/2016/ink" xmlns:am3d="http://schemas.microsoft.com/office/drawing/2017/model3d" xmlns:o="urn:schemas-microsoft-com:office:office" xmlns:oel="http://schemas.microsoft.com/office/2019/extlst" xmlns:r="http://schemas.openxmlformats.org/officeDocument/2006/relationships" xmlns:m="http://schemas.openxmlformats.org/officeDocument/2006/math" xmlns:v="urn:schemas-microsoft-com:vml" xmlns:wp14="http://schemas.microsoft.com/office/word/2010/wordprocessingDrawing" xmlns:wp="http://schemas.openxmlformats.org/drawingml/2006/wordprocessingDrawing" xmlns:w10="urn:schemas-microsoft-com:office:word" xmlns:w="http://schemas.openxmlformats.org/wordprocessingml/2006/main" xmlns:w14="http://schemas.microsoft.com/office/word/2010/wordml" xmlns:w15="http://schemas.microsoft.com/office/word/2012/wordml" xmlns:w16cex="http://schemas.microsoft.com/office/word/2018/wordml/cex" xmlns:w16cid="http://schemas.microsoft.com/office/word/2016/wordml/cid" xmlns:w16="http://schemas.microsoft.com/office/word/2018/wordml" xmlns:w16sdtdh="http://schemas.microsoft.com/office/word/2020/wordml/sdtdatahash" xmlns:w16se="http://schemas.microsoft.com/office/word/2015/wordml/symex" xmlns:wpg="http://schemas.microsoft.com/office/word/2010/wordprocessingGroup" xmlns:wpi="http://schemas.microsoft.com/office/word/2010/wordprocessingInk" xmlns:wne="http://schemas.microsoft.com/office/word/2006/wordml" xmlns:wps="http://schemas.microsoft.com/office/word/2010/wordprocessingShape" mc:Ignorable="w14 w15 w16se w16cid w16 w16cex w16sdtdh wp14">
+<w:numbering xmlns:wpc="http://schemas.microsoft.com/office/word/2010/wordprocessingCanvas" xmlns:cx="http://schemas.microsoft.com/office/drawing/2014/chartex" xmlns:cx1="http://schemas.microsoft.com/office/drawing/2015/9/8/chartex" xmlns:cx2="http://schemas.microsoft.com/office/drawing/2015/10/21/chartex" xmlns:cx3="http://schemas.microsoft.com/office/drawing/2016/5/9/chartex" xmlns:cx4="http://schemas.microsoft.com/office/drawing/2016/5/10/chartex" xmlns:cx5="http://schemas.microsoft.com/office/drawing/2016/5/11/chartex" xmlns:cx6="http://schemas.microsoft.com/office/drawing/2016/5/12/chartex" xmlns:cx7="http://schemas.microsoft.com/office/drawing/2016/5/13/chartex" xmlns:cx8="http://schemas.microsoft.com/office/drawing/2016/5/14/chartex" xmlns:mc="http://schemas.openxmlformats.org/markup-compatibility/2006" xmlns:aink="http://schemas.microsoft.com/office/drawing/2016/ink" xmlns:am3d="http://schemas.microsoft.com/office/drawing/2017/model3d" xmlns:o="urn:schemas-microsoft-com:office:office" xmlns:oel="http://schemas.microsoft.com/office/2019/extlst" xmlns:r="http://schemas.openxmlformats.org/officeDocument/2006/relationships" xmlns:m="http://schemas.openxmlformats.org/officeDocument/2006/math" xmlns:v="urn:schemas-microsoft-com:vml" xmlns:wp14="http://schemas.microsoft.com/office/word/2010/wordprocessingDrawing" xmlns:wp="http://schemas.openxmlformats.org/drawingml/2006/wordprocessingDrawing" xmlns:w10="urn:schemas-microsoft-com:office:word" xmlns:w="http://schemas.openxmlformats.org/wordprocessingml/2006/main" xmlns:w14="http://schemas.microsoft.com/office/word/2010/wordml" xmlns:w15="http://schemas.microsoft.com/office/word/2012/wordml" xmlns:w16cex="http://schemas.microsoft.com/office/word/2018/wordml/cex" xmlns:w16cid="http://schemas.microsoft.com/office/word/2016/wordml/cid" xmlns:w16="http://schemas.microsoft.com/office/word/2018/wordml" xmlns:w16du="http://schemas.microsoft.com/office/word/2023/wordml/word16du" xmlns:w16sdtdh="http://schemas.microsoft.com/office/word/2020/wordml/sdtdatahash" xmlns:w16sdtfl="http://schemas.microsoft.com/office/word/2024/wordml/sdtformatlock" xmlns:w16se="http://schemas.microsoft.com/office/word/2015/wordml/symex" xmlns:wpg="http://schemas.microsoft.com/office/word/2010/wordprocessingGroup" xmlns:wpi="http://schemas.microsoft.com/office/word/2010/wordprocessingInk" xmlns:wne="http://schemas.microsoft.com/office/word/2006/wordml" xmlns:wps="http://schemas.microsoft.com/office/word/2010/wordprocessingShape" mc:Ignorable="w14 w15 w16se w16cid w16 w16cex w16sdtdh w16sdtfl w16du wp14">
   <w:abstractNum w:abstractNumId="0" w15:restartNumberingAfterBreak="0">
     <w:nsid w:val="00000001"/>
     <w:multiLevelType w:val="hybridMultilevel"/>
@@ -23760,7 +23749,7 @@
 </file>
 
 <file path=word/styles.xml><?xml version="1.0" encoding="utf-8"?>
-<w:styles xmlns:mc="http://schemas.openxmlformats.org/markup-compatibility/2006" xmlns:r="http://schemas.openxmlformats.org/officeDocument/2006/relationships" xmlns:w="http://schemas.openxmlformats.org/wordprocessingml/2006/main" xmlns:w14="http://schemas.microsoft.com/office/word/2010/wordml" xmlns:w15="http://schemas.microsoft.com/office/word/2012/wordml" xmlns:w16cex="http://schemas.microsoft.com/office/word/2018/wordml/cex" xmlns:w16cid="http://schemas.microsoft.com/office/word/2016/wordml/cid" xmlns:w16="http://schemas.microsoft.com/office/word/2018/wordml" xmlns:w16sdtdh="http://schemas.microsoft.com/office/word/2020/wordml/sdtdatahash" xmlns:w16se="http://schemas.microsoft.com/office/word/2015/wordml/symex" mc:Ignorable="w14 w15 w16se w16cid w16 w16cex w16sdtdh">
+<w:styles xmlns:mc="http://schemas.openxmlformats.org/markup-compatibility/2006" xmlns:r="http://schemas.openxmlformats.org/officeDocument/2006/relationships" xmlns:w="http://schemas.openxmlformats.org/wordprocessingml/2006/main" xmlns:w14="http://schemas.microsoft.com/office/word/2010/wordml" xmlns:w15="http://schemas.microsoft.com/office/word/2012/wordml" xmlns:w16cex="http://schemas.microsoft.com/office/word/2018/wordml/cex" xmlns:w16cid="http://schemas.microsoft.com/office/word/2016/wordml/cid" xmlns:w16="http://schemas.microsoft.com/office/word/2018/wordml" xmlns:w16du="http://schemas.microsoft.com/office/word/2023/wordml/word16du" xmlns:w16sdtdh="http://schemas.microsoft.com/office/word/2020/wordml/sdtdatahash" xmlns:w16sdtfl="http://schemas.microsoft.com/office/word/2024/wordml/sdtformatlock" xmlns:w16se="http://schemas.microsoft.com/office/word/2015/wordml/symex" mc:Ignorable="w14 w15 w16se w16cid w16 w16cex w16sdtdh w16sdtfl w16du">
   <w:docDefaults>
     <w:rPrDefault>
       <w:rPr>
